--- a/Templates/промежуточные_особые/внести зареестр.docx
+++ b/Templates/промежуточные_особые/внести зареестр.docx
@@ -10,73 +10,55 @@
         <w:rPr>
           <w:noProof/>
         </w:rPr>
-        <mc:AlternateContent>
-          <mc:Choice Requires="wpg">
-            <w:drawing>
-              <wp:inline distT="0" distB="0" distL="0" distR="0" wp14:anchorId="23965F12" wp14:editId="5ACA069C">
-                <wp:extent cx="685800" cy="647700"/>
-                <wp:effectExtent l="0" t="0" r="0" b="0"/>
-                <wp:docPr id="1" name="Рисунок 1"/>
-                <wp:cNvGraphicFramePr/>
-                <a:graphic xmlns:a="http://schemas.openxmlformats.org/drawingml/2006/main">
-                  <a:graphicData uri="http://schemas.openxmlformats.org/drawingml/2006/picture">
-                    <pic:pic xmlns:pic="http://schemas.openxmlformats.org/drawingml/2006/picture">
-                      <pic:nvPicPr>
-                        <pic:cNvPr id="0" name="Picture 1"/>
-                        <pic:cNvPicPr>
-                          <a:picLocks noChangeArrowheads="1"/>
-                        </pic:cNvPicPr>
-                      </pic:nvPicPr>
-                      <pic:blipFill>
-                        <a:blip r:embed="rId7">
-                          <a:grayscl/>
-                        </a:blip>
-                        <a:stretch/>
-                      </pic:blipFill>
-                      <pic:spPr bwMode="auto">
-                        <a:xfrm>
-                          <a:off x="0" y="0"/>
-                          <a:ext cx="685800" cy="647700"/>
-                        </a:xfrm>
-                        <a:prstGeom prst="rect">
-                          <a:avLst/>
-                        </a:prstGeom>
-                        <a:noFill/>
-                        <a:ln>
-                          <a:noFill/>
-                        </a:ln>
-                      </pic:spPr>
-                    </pic:pic>
-                  </a:graphicData>
-                </a:graphic>
-              </wp:inline>
-            </w:drawing>
-          </mc:Choice>
-          <mc:Fallback xmlns:w15="http://schemas.microsoft.com/office/word/2012/wordml" xmlns:a="http://schemas.openxmlformats.org/drawingml/2006/main">
-            <w:pict>
-              <v:shapetype type="#_x0000_t75" o:spt="75" coordsize="21600,21600" o:preferrelative="t" path="m@4@5l@4@11@9@11@9@5xe">
-                <v:formulas>
-                  <v:f eqn="if lineDrawn pixelLineWidth 0"/>
-                  <v:f eqn="sum @0 1 0"/>
-                  <v:f eqn="sum 0 0 @1"/>
-                  <v:f eqn="prod @2 1 2"/>
-                  <v:f eqn="prod @3 21600 pixelWidth"/>
-                  <v:f eqn="prod @3 21600 pixelHeight"/>
-                  <v:f eqn="sum @0 0 1"/>
-                  <v:f eqn="prod @6 1 2"/>
-                  <v:f eqn="prod @7 21600 pixelWidth"/>
-                  <v:f eqn="sum @8 21600 0"/>
-                  <v:f eqn="prod @7 21600 pixelHeight"/>
-                  <v:f eqn="sum @10 21600 0"/>
-                </v:formulas>
-              </v:shapetype>
-              <v:shape id="_x0000_i0" o:spid="_x0000_s0" type="#_x0000_t75" style="width:54.00pt;height:51.00pt;mso-wrap-distance-left:0.00pt;mso-wrap-distance-top:0.00pt;mso-wrap-distance-right:0.00pt;mso-wrap-distance-bottom:0.00pt;" stroked="f">
-                <v:path textboxrect="0,0,0,0"/>
-                <v:imagedata r:id="rId14" o:title=""/>
-              </v:shape>
-            </w:pict>
-          </mc:Fallback>
-        </mc:AlternateContent>
+        <w:drawing>
+          <wp:inline distT="0" distB="0" distL="0" distR="0" wp14:anchorId="20F3D21D" wp14:editId="44D05C28">
+            <wp:extent cx="685800" cy="650875"/>
+            <wp:effectExtent l="0" t="0" r="0" b="0"/>
+            <wp:docPr id="2" name="Рисунок 2"/>
+            <wp:cNvGraphicFramePr>
+              <a:graphicFrameLocks xmlns:a="http://schemas.openxmlformats.org/drawingml/2006/main"/>
+            </wp:cNvGraphicFramePr>
+            <a:graphic xmlns:a="http://schemas.openxmlformats.org/drawingml/2006/main">
+              <a:graphicData uri="http://schemas.openxmlformats.org/drawingml/2006/picture">
+                <pic:pic xmlns:pic="http://schemas.openxmlformats.org/drawingml/2006/picture">
+                  <pic:nvPicPr>
+                    <pic:cNvPr id="0" name="Рисунок 1"/>
+                    <pic:cNvPicPr>
+                      <a:picLocks noChangeArrowheads="1"/>
+                    </pic:cNvPicPr>
+                  </pic:nvPicPr>
+                  <pic:blipFill>
+                    <a:blip r:embed="rId7" cstate="print">
+                      <a:grayscl/>
+                      <a:extLst>
+                        <a:ext uri="{28A0092B-C50C-407E-A947-70E740481C1C}">
+                          <a14:useLocalDpi xmlns:a14="http://schemas.microsoft.com/office/drawing/2010/main" val="0"/>
+                        </a:ext>
+                      </a:extLst>
+                    </a:blip>
+                    <a:srcRect/>
+                    <a:stretch>
+                      <a:fillRect/>
+                    </a:stretch>
+                  </pic:blipFill>
+                  <pic:spPr bwMode="auto">
+                    <a:xfrm>
+                      <a:off x="0" y="0"/>
+                      <a:ext cx="685800" cy="650875"/>
+                    </a:xfrm>
+                    <a:prstGeom prst="rect">
+                      <a:avLst/>
+                    </a:prstGeom>
+                    <a:noFill/>
+                    <a:ln>
+                      <a:noFill/>
+                    </a:ln>
+                  </pic:spPr>
+                </pic:pic>
+              </a:graphicData>
+            </a:graphic>
+          </wp:inline>
+        </w:drawing>
       </w:r>
     </w:p>
     <w:p>
@@ -108,16 +90,31 @@
     <w:p>
       <w:pPr>
         <w:jc w:val="center"/>
+        <w:rPr>
+          <w:snapToGrid w:val="0"/>
+        </w:rPr>
       </w:pPr>
+      <w:smartTag w:uri="urn:schemas-microsoft-com:office:smarttags" w:element="metricconverter">
+        <w:smartTagPr>
+          <w:attr w:name="ProductID" w:val="344 002 г"/>
+        </w:smartTagPr>
+        <w:r>
+          <w:rPr>
+            <w:snapToGrid w:val="0"/>
+          </w:rPr>
+          <w:t>344 002 г</w:t>
+        </w:r>
+      </w:smartTag>
       <w:r>
-        <w:t>344 002 г. Ростов-на-Дону, ул. Станиславского, 10/11-13</w:t>
+        <w:rPr>
+          <w:snapToGrid w:val="0"/>
+        </w:rPr>
+        <w:t>. Ростов-на-Дону, ул. Станиславского, 10/11-13</w:t>
       </w:r>
     </w:p>
     <w:p>
       <w:pPr>
-        <w:spacing w:line="360" w:lineRule="auto"/>
         <w:jc w:val="center"/>
-        <w:outlineLvl w:val="0"/>
       </w:pPr>
       <w:r>
         <w:rPr>
@@ -168,13 +165,7 @@
       </w:r>
       <w:proofErr w:type="spellEnd"/>
       <w:r>
-        <w:t xml:space="preserve">; </w:t>
-      </w:r>
-      <w:r>
-        <w:t>е</w:t>
-      </w:r>
-      <w:r>
-        <w:t>-</w:t>
+        <w:t>; е-</w:t>
       </w:r>
       <w:r>
         <w:rPr>
@@ -185,12 +176,11 @@
       <w:r>
         <w:t xml:space="preserve">: </w:t>
       </w:r>
-      <w:hyperlink r:id="rId15" w:tooltip="mailto:info@rostov.arbitr.ru" w:history="1">
+      <w:hyperlink r:id="rId8" w:history="1">
         <w:r>
           <w:rPr>
             <w:rStyle w:val="afc"/>
-            <w:color w:val="auto"/>
-            <w:u w:val="none"/>
+            <w:rFonts w:eastAsia="Liberation Sans"/>
             <w:lang w:val="en-US"/>
           </w:rPr>
           <w:t>info</w:t>
@@ -198,8 +188,7 @@
         <w:r>
           <w:rPr>
             <w:rStyle w:val="afc"/>
-            <w:color w:val="auto"/>
-            <w:u w:val="none"/>
+            <w:rFonts w:eastAsia="Liberation Sans"/>
           </w:rPr>
           <w:t>@</w:t>
         </w:r>
@@ -207,8 +196,7 @@
         <w:r>
           <w:rPr>
             <w:rStyle w:val="afc"/>
-            <w:color w:val="auto"/>
-            <w:u w:val="none"/>
+            <w:rFonts w:eastAsia="Liberation Sans"/>
             <w:lang w:val="en-US"/>
           </w:rPr>
           <w:t>rostov</w:t>
@@ -217,8 +205,7 @@
         <w:r>
           <w:rPr>
             <w:rStyle w:val="afc"/>
-            <w:color w:val="auto"/>
-            <w:u w:val="none"/>
+            <w:rFonts w:eastAsia="Liberation Sans"/>
           </w:rPr>
           <w:t>.</w:t>
         </w:r>
@@ -226,8 +213,7 @@
         <w:r>
           <w:rPr>
             <w:rStyle w:val="afc"/>
-            <w:color w:val="auto"/>
-            <w:u w:val="none"/>
+            <w:rFonts w:eastAsia="Liberation Sans"/>
             <w:lang w:val="en-US"/>
           </w:rPr>
           <w:t>arbitr</w:t>
@@ -236,8 +222,7 @@
         <w:r>
           <w:rPr>
             <w:rStyle w:val="afc"/>
-            <w:color w:val="auto"/>
-            <w:u w:val="none"/>
+            <w:rFonts w:eastAsia="Liberation Sans"/>
           </w:rPr>
           <w:t>.</w:t>
         </w:r>
@@ -245,8 +230,7 @@
         <w:r>
           <w:rPr>
             <w:rStyle w:val="afc"/>
-            <w:color w:val="auto"/>
-            <w:u w:val="none"/>
+            <w:rFonts w:eastAsia="Liberation Sans"/>
             <w:lang w:val="en-US"/>
           </w:rPr>
           <w:t>ru</w:t>
@@ -304,55 +288,55 @@
     </w:p>
     <w:p>
       <w:pPr>
-        <w:tabs>
-          <w:tab w:val="left" w:pos="5772"/>
-        </w:tabs>
         <w:jc w:val="center"/>
       </w:pPr>
       <w:r>
-        <w:t>о  признании требований подлежащими удовлетворению за счет имущества, оставшегося после удовлетворения требований, включенных в реестр</w:t>
+        <w:t xml:space="preserve">о принятии к рассмотрению заявления об установлении размера требований кредиторов </w:t>
       </w:r>
     </w:p>
-    <w:p/>
+    <w:p>
+      <w:pPr>
+        <w:jc w:val="center"/>
+        <w:rPr>
+          <w:b/>
+        </w:rPr>
+      </w:pPr>
+    </w:p>
     <w:p>
       <w:r>
-        <w:t>г. Ростов-на-Дону</w:t>
+        <w:t xml:space="preserve">г. Ростов-на-Дону </w:t>
       </w:r>
     </w:p>
     <w:p>
       <w:pPr>
         <w:tabs>
-          <w:tab w:pos="9354" w:val="right"/>
+          <w:tab w:val="left" w:pos="6300"/>
         </w:tabs>
+        <w:spacing w:line="360" w:lineRule="auto"/>
       </w:pPr>
       <w:r>
         <w:t>[66]</w:t>
+      </w:r>
+      <w:r>
         <w:tab/>
+        <w:t xml:space="preserve">Дело № </w:t>
       </w:r>
-      <w:r/>
-      <w:r/>
       <w:r>
-        <w:t>Дело № [1]</w:t>
+        <w:rPr>
+          <w:bCs/>
+        </w:rPr>
+        <w:t>[1]</w:t>
       </w:r>
     </w:p>
     <w:p>
       <w:pPr>
-        <w:ind w:firstLine="708"/>
-        <w:jc w:val="both"/>
-      </w:pPr>
-    </w:p>
-    <w:p>
-      <w:pPr>
-        <w:ind w:firstLine="708"/>
+        <w:autoSpaceDE w:val="0"/>
+        <w:autoSpaceDN w:val="0"/>
+        <w:adjustRightInd w:val="0"/>
+        <w:ind w:firstLine="709"/>
       </w:pPr>
       <w:r>
-        <w:t xml:space="preserve">Арбитражный суд Ростовской области в составе судьи </w:t>
-      </w:r>
-      <w:r>
-        <w:t>[415]</w:t>
-      </w:r>
-      <w:r>
-        <w:t>.</w:t>
+        <w:t xml:space="preserve">Арбитражный суд Ростовской области в составе судьи [415], </w:t>
       </w:r>
     </w:p>
     <w:p>
@@ -360,13 +344,16 @@
         <w:jc w:val="both"/>
       </w:pPr>
       <w:r>
-        <w:t xml:space="preserve">при ведении протокола судебного заседания секретарем судебного заседания </w:t>
+        <w:t>ознакомившись с заявлением общества с ограниченной ответственностью публичное акционерное общество «[989]» (ИНН [991], ОГРН [990], юридический адрес: [988</w:t>
       </w:r>
       <w:r>
-        <w:t>[29]</w:t>
+        <w:rPr>
+          <w:highlight w:val="red"/>
+        </w:rPr>
+        <w:t>]; почтовый адрес: 302040, г. Орел, ул. Ломоносова, д. 6</w:t>
       </w:r>
       <w:r>
-        <w:t>,</w:t>
+        <w:t>)</w:t>
       </w:r>
     </w:p>
     <w:p>
@@ -374,7 +361,7 @@
         <w:jc w:val="both"/>
       </w:pPr>
       <w:r>
-        <w:t>рассмотрев в судебном заседании заявление «[989]» (ОГРН [990], ИНН [991], место нахождения: [988])</w:t>
+        <w:t xml:space="preserve">о включении в реестр требований кредиторов </w:t>
       </w:r>
     </w:p>
     <w:p>
@@ -382,58 +369,7 @@
         <w:jc w:val="both"/>
       </w:pPr>
       <w:r>
-        <w:t>о включении в реестр требований кредиторов,</w:t>
-      </w:r>
-    </w:p>
-    <w:p>
-      <w:pPr>
-        <w:jc w:val="both"/>
-      </w:pPr>
-      <w:r>
-        <w:t>в рамках дела о несостоятельности (банкротстве) [2.1] ([</w:t>
-      </w:r>
-      <w:r>
-        <w:rPr>
-          <w:sz w:val="22"/>
-          <w:szCs w:val="22"/>
-        </w:rPr>
-        <w:t>3]</w:t>
-      </w:r>
-      <w:r>
-        <w:t xml:space="preserve"> года рождения, место рождения</w:t>
-      </w:r>
-      <w:r>
-        <w:t xml:space="preserve">.[3.1], ИНН </w:t>
-      </w:r>
-      <w:r>
-        <w:rPr>
-          <w:sz w:val="22"/>
-          <w:szCs w:val="22"/>
-        </w:rPr>
-        <w:t>[4]</w:t>
-      </w:r>
-      <w:r>
-        <w:t xml:space="preserve">, СНИЛС </w:t>
-      </w:r>
-      <w:r>
-        <w:rPr>
-          <w:sz w:val="22"/>
-          <w:szCs w:val="22"/>
-        </w:rPr>
-        <w:t>[5]</w:t>
-      </w:r>
-      <w:r>
-        <w:t xml:space="preserve">, адрес регистрации: </w:t>
-      </w:r>
-      <w:r>
-        <w:rPr>
-          <w:sz w:val="22"/>
-          <w:szCs w:val="22"/>
-        </w:rPr>
-        <w:t>[6]</w:t>
-      </w:r>
-      <w:r>
-        <w:t>),</w:t>
+        <w:t>в рамках дела о несостоятельности (банкротстве) [2.1] ([3] года рождения, место рождения [3.1], ИНН [4], СНИЛС [5], адрес регистрации: [6]),</w:t>
       </w:r>
     </w:p>
     <w:p>
@@ -443,565 +379,134 @@
     </w:p>
     <w:p>
       <w:pPr>
+        <w:widowControl w:val="0"/>
+        <w:autoSpaceDE w:val="0"/>
+        <w:autoSpaceDN w:val="0"/>
+        <w:ind w:firstLine="709"/>
         <w:jc w:val="both"/>
       </w:pPr>
       <w:r>
-        <w:t>в отсутствие лиц, участвующих в деле;</w:t>
+        <w:t xml:space="preserve">установил: решением Арбитражного суда Ростовской области от [7] должник признан несостоятельным (банкротом), в отношении него введена процедура реализации имущества гражданина. Финансовым управляющим </w:t>
+      </w:r>
+      <w:proofErr w:type="gramStart"/>
+      <w:r>
+        <w:t>утвержден</w:t>
+      </w:r>
+      <w:proofErr w:type="gramEnd"/>
+      <w:r>
+        <w:t xml:space="preserve"> [8].</w:t>
       </w:r>
     </w:p>
     <w:p>
       <w:pPr>
-        <w:tabs>
-          <w:tab w:val="left" w:pos="3945"/>
-        </w:tabs>
+        <w:widowControl w:val="0"/>
+        <w:autoSpaceDE w:val="0"/>
+        <w:autoSpaceDN w:val="0"/>
+        <w:ind w:firstLine="709"/>
+        <w:jc w:val="both"/>
+      </w:pPr>
+      <w:r>
+        <w:t xml:space="preserve">Сведения о введении процедуры реализации имущества должника опубликованы в газете «Коммерсантъ» № [67] от [68]. </w:t>
+      </w:r>
+    </w:p>
+    <w:p>
+      <w:pPr>
+        <w:widowControl w:val="0"/>
+        <w:autoSpaceDE w:val="0"/>
+        <w:autoSpaceDN w:val="0"/>
+        <w:ind w:firstLine="709"/>
+        <w:jc w:val="both"/>
+        <w:rPr>
+          <w:rFonts w:eastAsia="Calibri"/>
+          <w:lang w:eastAsia="en-US"/>
+        </w:rPr>
+      </w:pPr>
+      <w:r>
+        <w:rPr>
+          <w:shd w:val="clear" w:color="auto" w:fill="FFFFFF"/>
+        </w:rPr>
+        <w:t xml:space="preserve">[23] (согласно штампу канцелярии; </w:t>
+      </w:r>
+      <w:proofErr w:type="gramStart"/>
+      <w:r>
+        <w:rPr>
+          <w:bCs/>
+        </w:rPr>
+        <w:t>[24] посредством сервиса электронной подачи документов «Мой Арбитр»)</w:t>
+      </w:r>
+      <w:r>
+        <w:rPr>
+          <w:shd w:val="clear" w:color="auto" w:fill="FFFFFF"/>
+        </w:rPr>
+        <w:t xml:space="preserve"> </w:t>
+      </w:r>
+      <w:r>
+        <w:t xml:space="preserve">ООО ПАО «[989]» обратилось с заявлением </w:t>
+      </w:r>
+      <w:r>
+        <w:rPr>
+          <w:rFonts w:eastAsia="Calibri"/>
+          <w:lang w:eastAsia="en-US"/>
+        </w:rPr>
+        <w:t xml:space="preserve">о признании требований </w:t>
+      </w:r>
+      <w:r>
+        <w:t>обоснованными и подлежащими удовлетворению за счет оставшегося после удовлетворения требований кредиторов, включенных в реестр требований кредиторов должника по договору займа № [110] от [100], № [111] от [101], № [112] от [102], № [113] от [103], № [114] от [104], № [115] от [105], подтвержденной судебным приказом по делу</w:t>
+      </w:r>
+      <w:proofErr w:type="gramEnd"/>
+      <w:r>
+        <w:t xml:space="preserve"> </w:t>
+      </w:r>
+      <w:r>
+        <w:rPr>
+          <w:highlight w:val="red"/>
+        </w:rPr>
+        <w:t>№ 2-1621/2025 от 26.09.2025</w:t>
+      </w:r>
+      <w:r>
+        <w:t>, в размере [12] руб.</w:t>
+      </w:r>
+    </w:p>
+    <w:p>
+      <w:pPr>
+        <w:widowControl w:val="0"/>
+        <w:autoSpaceDE w:val="0"/>
+        <w:autoSpaceDN w:val="0"/>
+        <w:ind w:firstLine="709"/>
+        <w:jc w:val="both"/>
+      </w:pPr>
+      <w:r>
+        <w:t>В соответствии с п. 3 ст. 100 Федерального закона от 26.10.2002 № 127-ФЗ «О несостоятельности (банкротстве)» требование кредитора рассматривается судьей арбитражного суда единолично без проведения судебного заседания и вызова лиц, участвующих в деле о банкротстве, если иное не предусмотрено пунктом 3.1 настоящей статьи.</w:t>
+      </w:r>
+    </w:p>
+    <w:p>
+      <w:pPr>
+        <w:ind w:firstLine="706"/>
+        <w:jc w:val="both"/>
+      </w:pPr>
+      <w:r>
+        <w:t>Руководствуясь ст. 60, 213.24 Федерального закона от 26.10.2002 № 127-ФЗ «О несостоятельности (банкротстве)», статьями 184, 185, 223 Арбитражного процессуального кодекса Российской Федерации, арбитражный суд</w:t>
+      </w:r>
+    </w:p>
+    <w:p>
+      <w:pPr>
+        <w:ind w:firstLine="706"/>
         <w:jc w:val="both"/>
       </w:pPr>
     </w:p>
     <w:p>
       <w:pPr>
-        <w:ind w:firstLine="708"/>
-        <w:jc w:val="both"/>
-      </w:pPr>
-      <w:proofErr w:type="gramStart"/>
-      <w:r>
-        <w:t>установил: в рамках дела о несостоятельности (банкротств</w:t>
-      </w:r>
-      <w:r>
-        <w:t>е) [2] (далее – должник) [989]</w:t>
-      </w:r>
-      <w:r>
-        <w:t xml:space="preserve"> (далее – заявитель, кредитор) обратилось в Арбитражный суд Ростовской области с заявлением о включении в реестр требований кредиторов должника задолженности в размере [12] руб., из них: [13] руб. – основной долг, [14] руб. – проценты, [35] руб. – пени, штраф, комиссия.</w:t>
-      </w:r>
-      <w:proofErr w:type="gramEnd"/>
-    </w:p>
-    <w:p>
-      <w:pPr>
-        <w:ind w:firstLine="708"/>
-        <w:jc w:val="both"/>
-      </w:pPr>
-      <w:r>
-        <w:t>Заявитель явку в судебное заседание не обеспечил, извещен надлежащим образом, судебная корреспонденция вручена адресату. Обществом заявлено о рассмотрении дела в отсутствие представителя.</w:t>
-      </w:r>
-    </w:p>
-    <w:p>
-      <w:pPr>
-        <w:ind w:firstLine="708"/>
-        <w:jc w:val="both"/>
-      </w:pPr>
-      <w:r>
-        <w:t>Финансовый управляющий в судебное заседание не явился, извещен надлежащим образом.</w:t>
-      </w:r>
-    </w:p>
-    <w:p>
-      <w:pPr>
-        <w:ind w:firstLine="709"/>
-        <w:jc w:val="both"/>
-      </w:pPr>
-      <w:r>
-        <w:t>Обособленный спор рассмотрен в порядке статьи 156 Арбитражного процессуального кодекса Российской Федерации в отсутствие не явившихся лиц, участвующих в деле, извещенных надлежащим образом, в том числе путем размещения судебных актов на официальном сайте в сети Интернет. Конкурсные кредиторы должника знают о начавшемся арбитражном процессе по делу о банкротстве, поскольку предъявили требования к должнику.</w:t>
-      </w:r>
-    </w:p>
-    <w:p>
-      <w:pPr>
-        <w:ind w:firstLine="708"/>
-        <w:jc w:val="both"/>
-      </w:pPr>
-      <w:r>
-        <w:t xml:space="preserve">Исследовав материалы дела, суд установил следующее.  </w:t>
-      </w:r>
-    </w:p>
-    <w:p>
-      <w:pPr>
-        <w:ind w:firstLine="708"/>
-        <w:jc w:val="both"/>
-      </w:pPr>
-      <w:r>
-        <w:t xml:space="preserve">Решением Арбитражного суда Ростовской области от </w:t>
-      </w:r>
-      <w:r>
-        <w:rPr>
-          <w:sz w:val="22"/>
-          <w:szCs w:val="22"/>
-        </w:rPr>
-        <w:t>[7]</w:t>
-      </w:r>
-      <w:r>
-        <w:t xml:space="preserve"> должник признан несостоятельным (банкротом), в отношении него введена процедура реализации имущества гражданина. Финансовым управляющим утверждена </w:t>
-      </w:r>
-      <w:r>
-        <w:rPr>
-          <w:lang w:val="en-US"/>
-        </w:rPr>
-        <w:t>[8</w:t>
-      </w:r>
-      <w:bookmarkStart w:id="0" w:name="_GoBack"/>
-      <w:bookmarkEnd w:id="0"/>
-      <w:r>
-        <w:rPr>
-          <w:lang w:val="en-US"/>
-        </w:rPr>
-        <w:t>]</w:t>
-      </w:r>
-      <w:r>
-        <w:t>.</w:t>
-      </w:r>
-    </w:p>
-    <w:p>
-      <w:pPr>
-        <w:ind w:firstLine="708"/>
-        <w:jc w:val="both"/>
-      </w:pPr>
-      <w:proofErr w:type="gramStart"/>
-      <w:r>
-        <w:t xml:space="preserve">Сведения о признании должника банкротом и введении процедуры реализации имущества гражданина опубликованы в газете «Коммерсант» № </w:t>
-      </w:r>
-      <w:r>
-        <w:t>[67]</w:t>
-      </w:r>
-      <w:r>
-        <w:t xml:space="preserve">) от </w:t>
-      </w:r>
-      <w:r>
-        <w:t>[68]</w:t>
-      </w:r>
-      <w:proofErr w:type="gramEnd"/>
-    </w:p>
-    <w:p>
-      <w:pPr>
-        <w:ind w:firstLine="708"/>
-        <w:jc w:val="both"/>
-      </w:pPr>
-      <w:r>
-        <w:lastRenderedPageBreak/>
-        <w:t>Заявление кредитора направлено в суд [</w:t>
-      </w:r>
-      <w:r>
-        <w:t>24</w:t>
-      </w:r>
-      <w:r>
-        <w:t>] посредством системы «Мой Арбитр», заявлено ходатайство о восстановлении срока для включения требований в реестр требований кредиторов.</w:t>
-      </w:r>
-    </w:p>
-    <w:p>
-      <w:pPr>
-        <w:ind w:firstLine="708"/>
-        <w:jc w:val="both"/>
-      </w:pPr>
-      <w:r>
-        <w:t>Как следует из материалов дела, [100] между [989] и должником заключен договор займа № [110], на основании которого должнику предоставлен кредит в размере [1000] руб. под  [1002] годовых.</w:t>
-      </w:r>
-    </w:p>
-    <w:p>
-      <w:pPr>
-        <w:ind w:firstLine="708"/>
-        <w:jc w:val="both"/>
-      </w:pPr>
-      <w:r>
-        <w:t>Факт предоставления денежных средств подтверждается материалами дела.</w:t>
-      </w:r>
-    </w:p>
-    <w:p>
-      <w:pPr>
-        <w:ind w:firstLine="708"/>
-        <w:jc w:val="both"/>
-      </w:pPr>
-      <w:r>
-        <w:rPr>
-          <w:highlight w:val="yellow"/>
-        </w:rPr>
-        <w:t>На основании договора об уступке прав требования (цессии) № ММ-Ц-43-08.22 от 23.08.2022 ООО МФК «Мани Мен» уступил</w:t>
-      </w:r>
-      <w:proofErr w:type="gramStart"/>
-      <w:r>
-        <w:rPr>
-          <w:highlight w:val="yellow"/>
-        </w:rPr>
-        <w:t>о ООО</w:t>
-      </w:r>
-      <w:proofErr w:type="gramEnd"/>
-      <w:r>
-        <w:rPr>
-          <w:highlight w:val="yellow"/>
-        </w:rPr>
-        <w:t xml:space="preserve"> «Бюро кредитной безопасности «РУССКОЛЛЕКТОР» права требования к должнику по кредитному договору № 14068340 от 08.09.2021. На основании договора возмездной уступки прав требования (цессии) № ММ-Ц-43.08.22 от 23 08.2022 ООО «Бюро кредитной безопасности «РУССКОЛЛЕКТОР» уступил</w:t>
-      </w:r>
-      <w:proofErr w:type="gramStart"/>
-      <w:r>
-        <w:rPr>
-          <w:highlight w:val="yellow"/>
-        </w:rPr>
-        <w:t>о ООО</w:t>
-      </w:r>
-      <w:proofErr w:type="gramEnd"/>
-      <w:r>
-        <w:rPr>
-          <w:highlight w:val="yellow"/>
-        </w:rPr>
-        <w:t xml:space="preserve"> «АВРОРА </w:t>
-      </w:r>
-      <w:proofErr w:type="spellStart"/>
-      <w:r>
-        <w:rPr>
-          <w:highlight w:val="yellow"/>
-        </w:rPr>
-        <w:t>Консалт</w:t>
-      </w:r>
-      <w:proofErr w:type="spellEnd"/>
-      <w:r>
-        <w:rPr>
-          <w:highlight w:val="yellow"/>
-        </w:rPr>
-        <w:t xml:space="preserve">» права требования к должнику по кредитному договору. На основании договора об уступке прав требования (цессии) № 43/08-1 от 23.08.2022 ООО «АВРОРА </w:t>
-      </w:r>
-      <w:proofErr w:type="spellStart"/>
-      <w:r>
-        <w:rPr>
-          <w:highlight w:val="yellow"/>
-        </w:rPr>
-        <w:t>Консалт</w:t>
-      </w:r>
-      <w:proofErr w:type="spellEnd"/>
-      <w:r>
-        <w:rPr>
-          <w:highlight w:val="yellow"/>
-        </w:rPr>
-        <w:t>» уступил</w:t>
-      </w:r>
-      <w:proofErr w:type="gramStart"/>
-      <w:r>
-        <w:rPr>
-          <w:highlight w:val="yellow"/>
-        </w:rPr>
-        <w:t>о ООО</w:t>
-      </w:r>
-      <w:proofErr w:type="gramEnd"/>
-      <w:r>
-        <w:rPr>
-          <w:highlight w:val="yellow"/>
-        </w:rPr>
-        <w:t xml:space="preserve"> «</w:t>
-      </w:r>
-      <w:proofErr w:type="spellStart"/>
-      <w:r>
-        <w:rPr>
-          <w:highlight w:val="yellow"/>
-        </w:rPr>
-        <w:t>АйДи</w:t>
-      </w:r>
-      <w:proofErr w:type="spellEnd"/>
-      <w:r>
-        <w:rPr>
-          <w:highlight w:val="yellow"/>
-        </w:rPr>
-        <w:t xml:space="preserve"> </w:t>
-      </w:r>
-      <w:proofErr w:type="spellStart"/>
-      <w:r>
-        <w:rPr>
-          <w:highlight w:val="yellow"/>
-        </w:rPr>
-        <w:t>Коллект</w:t>
-      </w:r>
-      <w:proofErr w:type="spellEnd"/>
-      <w:r>
-        <w:rPr>
-          <w:highlight w:val="yellow"/>
-        </w:rPr>
-        <w:t>» права требования к должнику по кредитному договору.</w:t>
-      </w:r>
-    </w:p>
-    <w:p>
-      <w:pPr>
-        <w:ind w:firstLine="708"/>
-        <w:jc w:val="both"/>
-      </w:pPr>
-      <w:r>
-        <w:t>Согласно пункту 1 статьи 819 Гражданского кодекса Российской Федерации по кредитному договору банк или иная кредитная организация (кредитор) обязуются предоставить денежные средства (кредит) заемщику в размере и на условиях, предусмотренных договором, а заемщик обязуется возвратить полученную денежную сумму и уплатить проценты на нее.</w:t>
-      </w:r>
-    </w:p>
-    <w:p>
-      <w:pPr>
-        <w:ind w:firstLine="708"/>
-        <w:jc w:val="both"/>
-      </w:pPr>
-      <w:r>
-        <w:t xml:space="preserve">В соответствии со </w:t>
-      </w:r>
-      <w:hyperlink r:id="rId16" w:tooltip="consultantplus://offline/ref=38BB0B0EFE12E24AE5768C5DC25CB5CAF7827EA995FD176ABDCDB638D83D358D35DBEDBFD56665FCAD1A7B4CF521FBC7326E16B3A5C90B48w416I" w:history="1">
-        <w:r>
-          <w:rPr>
-            <w:rStyle w:val="afc"/>
-            <w:color w:val="auto"/>
-            <w:u w:val="none"/>
-          </w:rPr>
-          <w:t>статьями 309</w:t>
-        </w:r>
-      </w:hyperlink>
-      <w:r>
-        <w:t xml:space="preserve">, </w:t>
-      </w:r>
-      <w:hyperlink r:id="rId17" w:tooltip="consultantplus://offline/ref=38BB0B0EFE12E24AE5768C5DC25CB5CAF7827EA995FD176ABDCDB638D83D358D35DBEDBFD56261FBA6457E59E479F6C12A7015AEB9CB09w419I" w:history="1">
-        <w:r>
-          <w:rPr>
-            <w:rStyle w:val="afc"/>
-            <w:color w:val="auto"/>
-            <w:u w:val="none"/>
-          </w:rPr>
-          <w:t>310</w:t>
-        </w:r>
-      </w:hyperlink>
-      <w:r>
-        <w:t xml:space="preserve"> Гражданского кодекса Российской Федерации обязательства должны исполняться надлежащим образом в соответствии с условиями обязательства и требованиями закона, иных правовых актов, а при отсутствии таковых - в соответствии с обычаями делового оборота или иными обычно предъявляемыми требованиями. Односторонний отказ от исполнения обязательств не допускается.</w:t>
-      </w:r>
-    </w:p>
-    <w:p>
-      <w:pPr>
-        <w:ind w:firstLine="708"/>
-        <w:jc w:val="both"/>
-      </w:pPr>
-      <w:r>
-        <w:t xml:space="preserve">Согласно пункту 1 статьи 382 Гражданского кодекса Российской Федерации право (требование), принадлежащее кредитору на основании обязательства, может быть передано им другому лицу по сделке (уступка требования) или перейти к другому лицу на основании закона. При этом для перехода к другому лицу прав кредитора не требуется согласие должника, если иное не предусмотрено законом или договором. </w:t>
-      </w:r>
-    </w:p>
-    <w:p>
-      <w:pPr>
-        <w:ind w:firstLine="708"/>
-        <w:jc w:val="both"/>
-      </w:pPr>
-      <w:r>
-        <w:t xml:space="preserve">Расчет задолженности не оспорен, доказательства оплаты задолженности не представлены. </w:t>
-      </w:r>
-    </w:p>
-    <w:p>
-      <w:pPr>
-        <w:ind w:firstLine="708"/>
-        <w:jc w:val="both"/>
-      </w:pPr>
-      <w:proofErr w:type="gramStart"/>
-      <w:r>
-        <w:t xml:space="preserve">В </w:t>
-      </w:r>
-      <w:hyperlink r:id="rId18" w:tooltip="consultantplus://offline/ref=63CE1A1C212955F8575DD261F9FB7C10F3F0AE65CA897849BD2EB1C5A21377EAA9673A490E359FhEt8R" w:history="1">
-        <w:r>
-          <w:rPr>
-            <w:rStyle w:val="afc"/>
-            <w:color w:val="auto"/>
-            <w:u w:val="none"/>
-          </w:rPr>
-          <w:t>пункте 3</w:t>
-        </w:r>
-      </w:hyperlink>
-      <w:r>
-        <w:t xml:space="preserve"> информационного письма Президиума Высшего Арбитражного Суда Российской Федерации от 26.07.2005 № 93 «О некоторых вопросах, связанных с исчислением отдельных сроков по делам о банкротстве» разъяснено, что согласно </w:t>
-      </w:r>
-      <w:hyperlink r:id="rId19" w:tooltip="consultantplus://offline/ref=63CE1A1C212955F8575DD261F9FB7C10F7F6A463C8842543B577BDC7A51C28FDAE2E36480E349AEEh8t6R" w:history="1">
-        <w:r>
-          <w:rPr>
-            <w:rStyle w:val="afc"/>
-            <w:color w:val="auto"/>
-            <w:u w:val="none"/>
-          </w:rPr>
-          <w:t>абзацу третьему пункта 1 статьи 142</w:t>
-        </w:r>
-      </w:hyperlink>
-      <w:r>
-        <w:t xml:space="preserve"> Закона о банкротстве реестр требований кредиторов подлежит закрытию по истечении двух месяцев с даты опубликования сведений о признании должника банкротом и об открытии конкурсного производства. </w:t>
-      </w:r>
-      <w:proofErr w:type="gramEnd"/>
-    </w:p>
-    <w:p>
-      <w:pPr>
-        <w:ind w:firstLine="708"/>
-        <w:jc w:val="both"/>
-      </w:pPr>
-      <w:r>
-        <w:t>Пунктом 6 статьи 28 Закона о банкротстве предусмотрено, что при проведении процедур наблюдения, финансового оздоровления, внешнего управления, о признании должника банкротом и об открытии конкурсного производства, данные сведения подлежат обязательному опубликованию.</w:t>
-      </w:r>
-    </w:p>
-    <w:p>
-      <w:pPr>
-        <w:ind w:firstLine="708"/>
-        <w:jc w:val="both"/>
-      </w:pPr>
-      <w:r>
-        <w:t>Распоряжением Правительства РФ от 21.07.2008 № 1049-р газета «Коммерсантъ» определена в качестве официального издания, осуществляющего опубликование сведений, предусмотренных Федеральным законом от 26.10.2002 № 127-ФЗ «О несостоятельности (банкротстве)».</w:t>
-      </w:r>
-    </w:p>
-    <w:p>
-      <w:pPr>
-        <w:widowControl w:val="0"/>
-        <w:shd w:val="clear" w:color="auto" w:fill="FFFFFF"/>
-        <w:tabs>
-          <w:tab w:val="left" w:pos="566"/>
-        </w:tabs>
-        <w:ind w:firstLine="709"/>
-        <w:jc w:val="both"/>
-      </w:pPr>
-      <w:r>
-        <w:t>В соответствии с порядком определения процессуальных сроков, предусмотренным гражданским законодательством, моментом окончания срока, указанного в месяцах считается соответствующее число последнего месяца, а если такого дня в месяце нет - в последний день этого месяца (</w:t>
-      </w:r>
-      <w:hyperlink r:id="rId20" w:tooltip="consultantplus://offline/ref=CBE7A9942AE79956EA10CB344CFB631B851CC18EB0AD4AED53CE24C6A36AD521E0BC16B8FE6BADE21166FF96A71B44B0181C546FD7FE0968ODP2P" w:history="1">
-        <w:r>
-          <w:rPr>
-            <w:rStyle w:val="afc"/>
-            <w:color w:val="auto"/>
-            <w:u w:val="none"/>
-          </w:rPr>
-          <w:t>пункт 3 статьи 192</w:t>
-        </w:r>
-      </w:hyperlink>
-      <w:r>
-        <w:t xml:space="preserve"> Гражданского </w:t>
-      </w:r>
-      <w:r>
-        <w:lastRenderedPageBreak/>
-        <w:t>кодекса Российской Федерации).</w:t>
-      </w:r>
-    </w:p>
-    <w:p>
-      <w:pPr>
-        <w:ind w:firstLine="708"/>
-        <w:jc w:val="both"/>
-      </w:pPr>
-      <w:r>
-        <w:t xml:space="preserve">Согласно пункту 4 статьи 213.24 Закона о банкротстве в ходе </w:t>
-      </w:r>
-      <w:proofErr w:type="gramStart"/>
-      <w:r>
-        <w:t>процедуры реализации имущества гражданина требования конкурсных кредиторов</w:t>
-      </w:r>
-      <w:proofErr w:type="gramEnd"/>
-      <w:r>
-        <w:t xml:space="preserve"> и уполномоченного органа подлежат рассмотрению в порядке, предусмотренном статьей 100 Закона о банкротстве. Пропущенный кредитором по уважительной причине срок закрытия реестра может быть восстановлен арбитражным судом.</w:t>
-      </w:r>
-    </w:p>
-    <w:p>
-      <w:pPr>
-        <w:ind w:firstLine="708"/>
-        <w:jc w:val="both"/>
-      </w:pPr>
-      <w:proofErr w:type="gramStart"/>
-      <w:r>
-        <w:t>Согласно разъяснению Пленума Верховного Суда Российской Федерации, данному в пункте 24 постановления от 13.10.2015 № 45, в процедуре реализации имущества должника конкурсные кредиторы и уполномоченный орган вправе по общему правилу предъявить свои требования к должнику в течение двух месяцев со дня опубликования сведений о признании должника банкротом и введении процедуры реализации его имущества (абзац третий пункта 1 статьи 142 Закона о</w:t>
-      </w:r>
-      <w:proofErr w:type="gramEnd"/>
-      <w:r>
-        <w:t xml:space="preserve"> </w:t>
-      </w:r>
-      <w:proofErr w:type="gramStart"/>
-      <w:r>
-        <w:t>банкротстве</w:t>
-      </w:r>
-      <w:proofErr w:type="gramEnd"/>
-      <w:r>
-        <w:t>).</w:t>
-      </w:r>
-    </w:p>
-    <w:p>
-      <w:pPr>
-        <w:ind w:firstLine="708"/>
-        <w:jc w:val="both"/>
-      </w:pPr>
-      <w:r>
-        <w:t>В случае пропуска указанного срока по уважительной причине он может быть восстановлен судом по ходатайству конкурсного кредитора или уполномоченного органа. Вопрос о восстановлении срока разрешается судом в судебном заседании одновременно с рассмотрением вопроса об обоснованности предъявленного требования. Отказ в восстановлении срока может быть обжалован по правилам пункта 3 статьи 61 Закона о банкротстве. Требования, заявленные после закрытия реестра требований кредиторов, срок предъявления которых не был восстановлен судом, удовлетворяются по правилам пункта 4 статьи 142 Закона о банкротстве.</w:t>
-      </w:r>
-    </w:p>
-    <w:p>
-      <w:pPr>
-        <w:ind w:firstLine="708"/>
-        <w:jc w:val="both"/>
-      </w:pPr>
-      <w:r>
-        <w:t xml:space="preserve">По аналогии с пунктом 1 статьи 142 Закона о банкротстве реестр требований кредиторов гражданина подлежит закрытию по истечении двух месяцев </w:t>
-      </w:r>
-      <w:proofErr w:type="gramStart"/>
-      <w:r>
-        <w:t>с даты опубликования</w:t>
-      </w:r>
-      <w:proofErr w:type="gramEnd"/>
-      <w:r>
-        <w:t xml:space="preserve"> сведений о признании должника банкротом и об открытии процедуры реализации имущества гражданина.  </w:t>
-      </w:r>
-    </w:p>
-    <w:p>
-      <w:pPr>
-        <w:ind w:firstLine="708"/>
-        <w:jc w:val="both"/>
-      </w:pPr>
-      <w:r>
-        <w:t xml:space="preserve">Заявитель обратился </w:t>
-      </w:r>
-      <w:proofErr w:type="gramStart"/>
-      <w:r>
-        <w:t>в арбитражный суд с требованием о включении требования в реестр требований кредиторов должника по истечении</w:t>
-      </w:r>
-      <w:proofErr w:type="gramEnd"/>
-      <w:r>
-        <w:t xml:space="preserve"> указанного в пункте 1 статьи 142 Закона о банкротстве срока.</w:t>
-      </w:r>
-    </w:p>
-    <w:p>
-      <w:pPr>
-        <w:ind w:firstLine="708"/>
-        <w:jc w:val="both"/>
-      </w:pPr>
-      <w:r>
-        <w:t>Пунктом 4 статьи 142 Закона о банкротстве установлено, что требования конкурсных кредиторов и (или) уполномоченных органов, заявленные после закрытия реестра требований кредиторов, удовлетворяются за счет оставшегося после удовлетворения требований кредиторов, включенных в реестр требований кредиторов, имущества должника.</w:t>
-      </w:r>
-    </w:p>
-    <w:p>
-      <w:pPr>
-        <w:ind w:firstLine="709"/>
-        <w:jc w:val="both"/>
-      </w:pPr>
-      <w:r>
-        <w:t xml:space="preserve">Между тем, покупая неликвидную задолженность, заявитель, действуя разумно и осмотрительно, должен был отслеживать информацию о признании должника несостоятельным (банкротом). </w:t>
-      </w:r>
-    </w:p>
-    <w:p>
-      <w:pPr>
-        <w:ind w:firstLine="709"/>
-        <w:jc w:val="both"/>
-      </w:pPr>
-      <w:proofErr w:type="gramStart"/>
-      <w:r>
-        <w:t>Учитывая изложенное, а также отсутствие причин и обстоятельств, объективно препятствовавших своевременно обратиться с заявлением, исходя из того, что заявитель является профессиональным участником отношений по кредитованию и взысканию задолженности и не мог не знать об установленном статьями 100, 213.24 Закона о банкротстве общем порядке и сроках предъявления требований к физическому лицу, признанному судом банкротом, суд отказывает в удовлетворении ходатайства о восстановлении</w:t>
-      </w:r>
-      <w:proofErr w:type="gramEnd"/>
-      <w:r>
-        <w:t xml:space="preserve"> пропущенного срока на предъявление требования.</w:t>
-      </w:r>
-    </w:p>
-    <w:p>
-      <w:pPr>
-        <w:ind w:firstLine="708"/>
-        <w:jc w:val="both"/>
-      </w:pPr>
-      <w:r>
-        <w:t>Руководствуясь статьями 100, 134, 137, 213.8 Федерального закона от 26.10.2002 № 127-ФЗ «О несостоятельности (банкротстве)», статьями 184, 185, 223 Арбитражного процессуального кодекса Российской Федерации, арбитражный суд</w:t>
-      </w:r>
-    </w:p>
-    <w:p>
-      <w:pPr>
-        <w:widowControl w:val="0"/>
-        <w:shd w:val="clear" w:color="auto" w:fill="FFFFFF"/>
-        <w:tabs>
-          <w:tab w:val="left" w:pos="566"/>
-        </w:tabs>
-        <w:ind w:firstLine="709"/>
-        <w:jc w:val="both"/>
-      </w:pPr>
-    </w:p>
-    <w:p>
-      <w:pPr>
+        <w:ind w:firstLine="748"/>
         <w:jc w:val="center"/>
         <w:rPr>
           <w:b/>
+          <w:bCs/>
         </w:rPr>
       </w:pPr>
       <w:r>
         <w:rPr>
           <w:b/>
+          <w:bCs/>
         </w:rPr>
         <w:t xml:space="preserve">О </w:t>
       </w:r>
@@ -1009,6 +514,7 @@
       <w:r>
         <w:rPr>
           <w:b/>
+          <w:bCs/>
         </w:rPr>
         <w:t>П</w:t>
       </w:r>
@@ -1016,6 +522,7 @@
       <w:r>
         <w:rPr>
           <w:b/>
+          <w:bCs/>
         </w:rPr>
         <w:t xml:space="preserve"> Р Е Д Е Л И Л:</w:t>
       </w:r>
@@ -1026,8 +533,227 @@
         <w:jc w:val="both"/>
       </w:pPr>
       <w:r>
-        <w:t xml:space="preserve">В удовлетворении ходатайства о восстановлении пропущенного срока на предъявление требования отказать. </w:t>
+        <w:t>Принять заявление к рассмотрению в порядке, предусмотренном п. 2 ст. 60 Федерального закона от 26.10.2002 № 127-ФЗ «О несостоятельности (банкротстве)».</w:t>
       </w:r>
+    </w:p>
+    <w:p>
+      <w:pPr>
+        <w:ind w:firstLine="708"/>
+        <w:jc w:val="both"/>
+        <w:rPr>
+          <w:b/>
+        </w:rPr>
+      </w:pPr>
+      <w:r>
+        <w:t xml:space="preserve">Установить, что возражения относительно требований кредитора могут быть заявлены лицами, участвующими в деле о банкротстве и в арбитражном процессе по делу о банкротстве должника, </w:t>
+      </w:r>
+      <w:r>
+        <w:rPr>
+          <w:b/>
+        </w:rPr>
+        <w:t>не позднее [18].</w:t>
+      </w:r>
+    </w:p>
+    <w:p>
+      <w:pPr>
+        <w:ind w:firstLine="709"/>
+        <w:jc w:val="both"/>
+      </w:pPr>
+      <w:r>
+        <w:lastRenderedPageBreak/>
+        <w:t xml:space="preserve">Возражения относительно требований кредиторов (при наличии) должны поступить непосредственно в арбитражный суд до истечения указанного срока. </w:t>
+      </w:r>
+    </w:p>
+    <w:p>
+      <w:pPr>
+        <w:ind w:firstLine="708"/>
+        <w:jc w:val="both"/>
+      </w:pPr>
+      <w:r>
+        <w:rPr>
+          <w:b/>
+        </w:rPr>
+        <w:t xml:space="preserve">Заявителю до [96] </w:t>
+      </w:r>
+      <w:r>
+        <w:t xml:space="preserve">представить </w:t>
+      </w:r>
+      <w:r>
+        <w:rPr>
+          <w:rFonts w:eastAsia="Calibri"/>
+          <w:lang w:eastAsia="en-US"/>
+        </w:rPr>
+        <w:t>сведения о ходе исполнительного производства, справку ССП об остатке задолженности по исполнительному производству.</w:t>
+      </w:r>
+      <w:r>
+        <w:rPr>
+          <w:rFonts w:eastAsia="Calibri"/>
+          <w:b/>
+          <w:i/>
+          <w:lang w:eastAsia="en-US"/>
+        </w:rPr>
+        <w:t xml:space="preserve"> </w:t>
+      </w:r>
+    </w:p>
+    <w:p>
+      <w:pPr>
+        <w:ind w:firstLine="708"/>
+        <w:jc w:val="both"/>
+        <w:rPr>
+          <w:b/>
+        </w:rPr>
+      </w:pPr>
+      <w:r>
+        <w:t xml:space="preserve">Установить срок для рассмотрения заявления </w:t>
+      </w:r>
+      <w:r>
+        <w:rPr>
+          <w:b/>
+        </w:rPr>
+        <w:t>до [19] включительно.</w:t>
+      </w:r>
+    </w:p>
+    <w:p>
+      <w:pPr>
+        <w:shd w:val="clear" w:color="auto" w:fill="FFFFFF"/>
+        <w:ind w:firstLine="709"/>
+        <w:jc w:val="both"/>
+      </w:pPr>
+      <w:r>
+        <w:rPr>
+          <w:u w:val="single"/>
+        </w:rPr>
+        <w:t>Документы,  направляемые в арбитражный суд, должны содержать ссылку на номер дела и обособленного спора, быть поданы на имя судьи</w:t>
+      </w:r>
+      <w:r>
+        <w:t>.</w:t>
+      </w:r>
+    </w:p>
+    <w:p>
+      <w:pPr>
+        <w:ind w:firstLine="709"/>
+        <w:jc w:val="both"/>
+      </w:pPr>
+      <w:r>
+        <w:t xml:space="preserve">Разъяснить лицам, участвующим в деле, что с информацией о движении дела можно ознакомиться на официальном сайте Арбитражного суда Ростовской области в сети Интернет: </w:t>
+      </w:r>
+      <w:hyperlink r:id="rId9" w:history="1">
+        <w:r>
+          <w:rPr>
+            <w:rStyle w:val="afc"/>
+            <w:rFonts w:eastAsia="Liberation Sans"/>
+          </w:rPr>
+          <w:t>http://rostov.arbitr.ru</w:t>
+        </w:r>
+      </w:hyperlink>
+      <w:r>
+        <w:t>.</w:t>
+      </w:r>
+    </w:p>
+    <w:p>
+      <w:pPr>
+        <w:ind w:firstLine="706"/>
+        <w:jc w:val="both"/>
+        <w:rPr>
+          <w:i/>
+        </w:rPr>
+      </w:pPr>
+      <w:proofErr w:type="gramStart"/>
+      <w:r>
+        <w:rPr>
+          <w:i/>
+        </w:rPr>
+        <w:t>Согласно п. 8 постановления Пленума Верховного Суда РФ от 17.12.2024 № 40 «О некоторых вопросах, связанных с введением в действие Федерального закона от 29 мая 2024 года № 107-ФЗ «О внесении изменений в Федеральный закон «О несостоятельности (банкротстве)» и статью 223 Арбитражного процессуального кодекса Российской Федерации» (далее – постановление № 40) лица, участвующие в деле о банкротстве, считаются извещенными о вынесении определения о принятии</w:t>
+      </w:r>
+      <w:proofErr w:type="gramEnd"/>
+      <w:r>
+        <w:rPr>
+          <w:i/>
+        </w:rPr>
+        <w:t xml:space="preserve"> заявления к производству на следующий день после дня размещения текста судебного акта в установленном порядке в информационно-телекоммуникационной сети (Интернет) без дополнительного направления копии определения о принятии на бумажном носителе (абзац второй части 1 статьи 122, часть 1 статьи 186 АПК РФ). </w:t>
+      </w:r>
+    </w:p>
+    <w:p>
+      <w:pPr>
+        <w:ind w:firstLine="706"/>
+        <w:jc w:val="both"/>
+        <w:rPr>
+          <w:i/>
+        </w:rPr>
+      </w:pPr>
+      <w:r>
+        <w:rPr>
+          <w:i/>
+        </w:rPr>
+        <w:t xml:space="preserve">Как разъяснено в </w:t>
+      </w:r>
+      <w:proofErr w:type="spellStart"/>
+      <w:r>
+        <w:rPr>
+          <w:i/>
+        </w:rPr>
+        <w:t>абз</w:t>
+      </w:r>
+      <w:proofErr w:type="spellEnd"/>
+      <w:r>
+        <w:rPr>
+          <w:i/>
+        </w:rPr>
+        <w:t xml:space="preserve">. 1 п. 36 пленума № 40, в силу </w:t>
+      </w:r>
+      <w:hyperlink r:id="rId10" w:history="1">
+        <w:r>
+          <w:rPr>
+            <w:rStyle w:val="afc"/>
+            <w:rFonts w:eastAsia="Liberation Sans"/>
+            <w:i/>
+          </w:rPr>
+          <w:t>части 1 статьи 177</w:t>
+        </w:r>
+      </w:hyperlink>
+      <w:r>
+        <w:rPr>
+          <w:i/>
+        </w:rPr>
+        <w:t xml:space="preserve"> и </w:t>
+      </w:r>
+      <w:hyperlink r:id="rId11" w:history="1">
+        <w:r>
+          <w:rPr>
+            <w:rStyle w:val="afc"/>
+            <w:rFonts w:eastAsia="Liberation Sans"/>
+            <w:i/>
+          </w:rPr>
+          <w:t>части 1 статьи 186</w:t>
+        </w:r>
+      </w:hyperlink>
+      <w:r>
+        <w:rPr>
+          <w:i/>
+        </w:rPr>
+        <w:t xml:space="preserve"> АПК РФ судебные акты направляются лицам, участвующим в деле, посредством их размещения в информационно-телекоммуникационной сети «Интернет». Указанные лица считаются получившими судебный акт по истечении следующего дня после дня его размещения в информационно-телекоммуникационной сети «Интернет».</w:t>
+      </w:r>
+    </w:p>
+    <w:p>
+      <w:pPr>
+        <w:ind w:firstLine="706"/>
+        <w:jc w:val="both"/>
+        <w:rPr>
+          <w:i/>
+        </w:rPr>
+      </w:pPr>
+      <w:r>
+        <w:rPr>
+          <w:i/>
+        </w:rPr>
+        <w:t>Изложенный порядок применим как к документарным, так и к иным обособленным спорам по делу о банкротстве.</w:t>
+      </w:r>
+    </w:p>
+    <w:p>
+      <w:pPr>
+        <w:ind w:firstLine="706"/>
+        <w:jc w:val="both"/>
+      </w:pPr>
     </w:p>
     <w:p>
       <w:pPr>
@@ -1036,81 +762,22 @@
         <w:tabs>
           <w:tab w:val="left" w:pos="566"/>
         </w:tabs>
+        <w:autoSpaceDE w:val="0"/>
+        <w:autoSpaceDN w:val="0"/>
+        <w:adjustRightInd w:val="0"/>
         <w:ind w:firstLine="709"/>
-        <w:jc w:val="both"/>
-      </w:pPr>
-      <w:r>
-        <w:t xml:space="preserve">Признать обоснованным требование [989] в размере [12] руб. и подлежащим удовлетворению за счет имущества, оставшегося после удовлетворения требований </w:t>
-      </w:r>
-      <w:r>
-        <w:lastRenderedPageBreak/>
-        <w:t xml:space="preserve">кредиторов, включенных в реестр требований кредиторов должника в порядке, определенном пунктом 4 статьи 142 Федерального закона от 26.10.2002 №127-ФЗ «О несостоятельности (банкротстве)». </w:t>
-      </w:r>
-    </w:p>
-    <w:p>
-      <w:pPr>
-        <w:tabs>
-          <w:tab w:val="left" w:pos="720"/>
-          <w:tab w:val="left" w:pos="7020"/>
-        </w:tabs>
-        <w:ind w:firstLine="709"/>
-        <w:jc w:val="both"/>
-      </w:pPr>
-      <w:r>
-        <w:t xml:space="preserve">Определение суда может быть обжаловано </w:t>
-      </w:r>
-      <w:proofErr w:type="gramStart"/>
-      <w:r>
-        <w:t>в апелляционном порядке в Пятнадцатый арбитражный апелляционный суд в течение месяца с даты вынесения определения через суд</w:t>
-      </w:r>
-      <w:proofErr w:type="gramEnd"/>
-      <w:r>
-        <w:t>, вынесший определение.</w:t>
-      </w:r>
-    </w:p>
-    <w:p>
-      <w:pPr>
-        <w:tabs>
-          <w:tab w:val="left" w:pos="720"/>
-          <w:tab w:val="left" w:pos="7020"/>
-        </w:tabs>
-        <w:ind w:firstLine="709"/>
-        <w:jc w:val="both"/>
-      </w:pPr>
-      <w:proofErr w:type="gramStart"/>
-      <w:r>
-        <w:t>Определение суда может быть обжаловано в кассационном порядке в Арбитражный суд Северо-Кавказского округа в течение месяца с даты вступления определения по делу в законную силу через суд, вынесший определение, при условии, что оно было предметом рассмотрения арбитражного суда апелляционной инстанции, или суд апелляционной инстанции отказал в восстановлении пропущенного срока подачи апелляционной жалобы.</w:t>
-      </w:r>
-      <w:proofErr w:type="gramEnd"/>
-    </w:p>
-    <w:p>
-      <w:pPr>
-        <w:ind w:firstLine="708"/>
-        <w:jc w:val="both"/>
-      </w:pPr>
-      <w:r>
-        <w:t xml:space="preserve"> </w:t>
-      </w:r>
-    </w:p>
-    <w:p>
-      <w:pPr>
-        <w:ind w:firstLine="708"/>
         <w:jc w:val="both"/>
       </w:pPr>
     </w:p>
     <w:p>
       <w:pPr>
-        <w:tabs>
-          <w:tab w:pos="9354" w:val="right"/>
-        </w:tabs>
         <w:jc w:val="both"/>
         <w:rPr>
           <w:lang w:val="en-US"/>
         </w:rPr>
       </w:pPr>
       <w:r>
-        <w:t>Судья</w:t>
-        <w:tab/>
+        <w:t xml:space="preserve">Судья                                                                                                                            </w:t>
       </w:r>
       <w:r>
         <w:rPr>
@@ -1121,13 +788,53 @@
     </w:p>
     <w:p/>
     <w:p/>
+    <w:p/>
+    <w:p/>
+    <w:p/>
+    <w:p/>
+    <w:p/>
+    <w:p/>
+    <w:p/>
+    <w:p/>
+    <w:p/>
+    <w:p/>
+    <w:p/>
+    <w:p/>
+    <w:p>
+      <w:pPr>
+        <w:rPr>
+          <w:lang w:val="en-US"/>
+        </w:rPr>
+      </w:pPr>
+    </w:p>
+    <w:p>
+      <w:pPr>
+        <w:rPr>
+          <w:lang w:val="en-US"/>
+        </w:rPr>
+      </w:pPr>
+    </w:p>
+    <w:p>
+      <w:pPr>
+        <w:rPr>
+          <w:lang w:val="en-US"/>
+        </w:rPr>
+      </w:pPr>
+    </w:p>
+    <w:p/>
+    <w:p/>
+    <w:p/>
+    <w:p>
+      <w:bookmarkStart w:id="0" w:name="_GoBack"/>
+      <w:bookmarkEnd w:id="0"/>
+    </w:p>
     <w:sectPr>
-      <w:headerReference w:type="even" r:id="rId21"/>
-      <w:headerReference w:type="default" r:id="rId22"/>
-      <w:footerReference w:type="even" r:id="rId23"/>
-      <w:footerReference w:type="default" r:id="rId24"/>
-      <w:headerReference w:type="first" r:id="rId25"/>
-      <w:footerReference w:type="first" r:id="rId26"/>
+      <w:headerReference w:type="even" r:id="rId12"/>
+      <w:headerReference w:type="default" r:id="rId13"/>
+      <w:footerReference w:type="even" r:id="rId14"/>
+      <w:footerReference w:type="default" r:id="rId15"/>
+      <w:headerReference w:type="first" r:id="rId16"/>
+      <w:footerReference w:type="first" r:id="rId17"/>
       <w:pgSz w:w="11906" w:h="16838"/>
       <w:pgMar w:top="1134" w:right="851" w:bottom="1134" w:left="1701" w:header="709" w:footer="709" w:gutter="0"/>
       <w:cols w:space="708"/>
@@ -1272,7 +979,7 @@
               <w:sz w:val="20"/>
               <w:szCs w:val="20"/>
             </w:rPr>
-            <w:t>4</w:t>
+            <w:t>2</w:t>
           </w:r>
           <w:r>
             <w:rPr>
@@ -1477,6 +1184,7 @@
     <w:lsdException w:name="Title" w:semiHidden="0" w:uiPriority="10" w:unhideWhenUsed="0" w:qFormat="1"/>
     <w:lsdException w:name="Default Paragraph Font" w:uiPriority="1"/>
     <w:lsdException w:name="Subtitle" w:semiHidden="0" w:uiPriority="11" w:unhideWhenUsed="0" w:qFormat="1"/>
+    <w:lsdException w:name="Hyperlink" w:uiPriority="0"/>
     <w:lsdException w:name="Strong" w:semiHidden="0" w:uiPriority="22" w:unhideWhenUsed="0" w:qFormat="1"/>
     <w:lsdException w:name="Emphasis" w:semiHidden="0" w:uiPriority="20" w:unhideWhenUsed="0" w:qFormat="1"/>
     <w:lsdException w:name="Table Grid" w:semiHidden="0" w:uiPriority="59" w:unhideWhenUsed="0"/>
@@ -13740,6 +13448,7 @@
     <w:lsdException w:name="Title" w:semiHidden="0" w:uiPriority="10" w:unhideWhenUsed="0" w:qFormat="1"/>
     <w:lsdException w:name="Default Paragraph Font" w:uiPriority="1"/>
     <w:lsdException w:name="Subtitle" w:semiHidden="0" w:uiPriority="11" w:unhideWhenUsed="0" w:qFormat="1"/>
+    <w:lsdException w:name="Hyperlink" w:uiPriority="0"/>
     <w:lsdException w:name="Strong" w:semiHidden="0" w:uiPriority="22" w:unhideWhenUsed="0" w:qFormat="1"/>
     <w:lsdException w:name="Emphasis" w:semiHidden="0" w:uiPriority="20" w:unhideWhenUsed="0" w:qFormat="1"/>
     <w:lsdException w:name="Table Grid" w:semiHidden="0" w:uiPriority="59" w:unhideWhenUsed="0"/>

--- a/Templates/промежуточные_особые/внести зареестр.docx
+++ b/Templates/промежуточные_особые/внести зареестр.docx
@@ -310,7 +310,7 @@
     <w:p>
       <w:pPr>
         <w:tabs>
-          <w:tab w:val="left" w:pos="6300"/>
+          <w:tab w:pos="9354" w:val="right"/>
         </w:tabs>
         <w:spacing w:line="360" w:lineRule="auto"/>
       </w:pPr>
@@ -771,13 +771,17 @@
     </w:p>
     <w:p>
       <w:pPr>
+        <w:tabs>
+          <w:tab w:pos="9354" w:val="right"/>
+        </w:tabs>
         <w:jc w:val="both"/>
         <w:rPr>
           <w:lang w:val="en-US"/>
         </w:rPr>
       </w:pPr>
       <w:r>
-        <w:t xml:space="preserve">Судья                                                                                                                            </w:t>
+        <w:t>Судья</w:t>
+        <w:tab/>
       </w:r>
       <w:r>
         <w:rPr>
